--- a/reports/C4_S7_LR04_Шаблон_отчёта.docx
+++ b/reports/C4_S7_LR04_Шаблон_отчёта.docx
@@ -2072,7 +2072,7 @@
                 <w:color w:val="000000"/>
                 <w:sz w:val="18"/>
               </w:rPr>
-              <w:t>Проверять дубликат логина, изменение пользователя и снятие блокировки через согласованные макеты.</w:t>
+              <w:t>Различать технические профили Admin/User и бизнес-роли, проверять дубликат логина, изменение пользователя и снятие блокировки.</w:t>
             </w:r>
           </w:p>
         </w:tc>
@@ -2190,7 +2190,7 @@
     </w:p>
     <w:p>
       <w:r>
-        <w:t>Администратор добавляет пользователя, меняет данные и снимает блокировку; диспетчер назначает специалиста; специалист закрывает свою работу.</w:t>
+        <w:t>Администратор добавляет пользователя, меняет данные и снимает блокировку; диспетчер назначает специалиста; специалист закрывает свою работу. Технический профиль не должен автоматически давать лишние бизнес-права.</w:t>
       </w:r>
     </w:p>
     <w:p>
@@ -2213,7 +2213,7 @@
           <w:color w:val="000000"/>
           <w:sz w:val="22"/>
         </w:rPr>
-        <w:t>Список ролей и операций.</w:t>
+        <w:t>Список технических профилей и бизнес-ролей.</w:t>
       </w:r>
     </w:p>
     <w:p>
@@ -2398,7 +2398,7 @@
                 <w:color w:val="000000"/>
                 <w:sz w:val="18"/>
               </w:rPr>
-              <w:t>Роли</w:t>
+              <w:t>Профиль/роль</w:t>
             </w:r>
           </w:p>
         </w:tc>

--- a/reports/C4_S7_LR04_Шаблон_отчёта.docx
+++ b/reports/C4_S7_LR04_Шаблон_отчёта.docx
@@ -4138,7 +4138,7 @@
         <w:pStyle w:val="2"/>
       </w:pPr>
       <w:r>
-        <w:t>Критерии LMS · 10 баллов</w:t>
+        <w:t>Критерии LMS · 5 баллов</w:t>
       </w:r>
     </w:p>
     <w:tbl>
@@ -4264,7 +4264,7 @@
                 <w:color w:val="000000"/>
                 <w:sz w:val="17"/>
               </w:rPr>
-              <w:t>4</w:t>
+              <w:t>2</w:t>
             </w:r>
           </w:p>
         </w:tc>
@@ -4347,7 +4347,7 @@
                 <w:color w:val="000000"/>
                 <w:sz w:val="17"/>
               </w:rPr>
-              <w:t>2</w:t>
+              <w:t>1</w:t>
             </w:r>
           </w:p>
         </w:tc>
@@ -4430,7 +4430,7 @@
                 <w:color w:val="000000"/>
                 <w:sz w:val="17"/>
               </w:rPr>
-              <w:t>2</w:t>
+              <w:t>1</w:t>
             </w:r>
           </w:p>
         </w:tc>
@@ -4513,7 +4513,7 @@
                 <w:color w:val="000000"/>
                 <w:sz w:val="17"/>
               </w:rPr>
-              <w:t>1</w:t>
+              <w:t>0,5</w:t>
             </w:r>
           </w:p>
         </w:tc>
@@ -4596,7 +4596,7 @@
                 <w:color w:val="000000"/>
                 <w:sz w:val="17"/>
               </w:rPr>
-              <w:t>1</w:t>
+              <w:t>0,5</w:t>
             </w:r>
           </w:p>
         </w:tc>
